--- a/public/downloads/Anexos/Ejemplo1_muestreo_por_variables.docx
+++ b/public/downloads/Anexos/Ejemplo1_muestreo_por_variables.docx
@@ -1,6 +1,6 @@
 
 <file path=word/document.xml><?xml version="1.0" encoding="utf-8"?>
-<w:document xmlns:wpc="http://schemas.microsoft.com/office/word/2010/wordprocessingCanvas" xmlns:cx="http://schemas.microsoft.com/office/drawing/2014/chartex" xmlns:cx1="http://schemas.microsoft.com/office/drawing/2015/9/8/chartex" xmlns:cx2="http://schemas.microsoft.com/office/drawing/2015/10/21/chartex" xmlns:cx3="http://schemas.microsoft.com/office/drawing/2016/5/9/chartex" xmlns:cx4="http://schemas.microsoft.com/office/drawing/2016/5/10/chartex" xmlns:cx5="http://schemas.microsoft.com/office/drawing/2016/5/11/chartex" xmlns:cx6="http://schemas.microsoft.com/office/drawing/2016/5/12/chartex" xmlns:cx7="http://schemas.microsoft.com/office/drawing/2016/5/13/chartex" xmlns:cx8="http://schemas.microsoft.com/office/drawing/2016/5/14/chartex" xmlns:mc="http://schemas.openxmlformats.org/markup-compatibility/2006" xmlns:aink="http://schemas.microsoft.com/office/drawing/2016/ink" xmlns:am3d="http://schemas.microsoft.com/office/drawing/2017/model3d" xmlns:o="urn:schemas-microsoft-com:office:office" xmlns:oel="http://schemas.microsoft.com/office/2019/extlst" xmlns:r="http://schemas.openxmlformats.org/officeDocument/2006/relationships" xmlns:m="http://schemas.openxmlformats.org/officeDocument/2006/math" xmlns:v="urn:schemas-microsoft-com:vml" xmlns:wp14="http://schemas.microsoft.com/office/word/2010/wordprocessingDrawing" xmlns:wp="http://schemas.openxmlformats.org/drawingml/2006/wordprocessingDrawing" xmlns:w10="urn:schemas-microsoft-com:office:word" xmlns:w="http://schemas.openxmlformats.org/wordprocessingml/2006/main" xmlns:w14="http://schemas.microsoft.com/office/word/2010/wordml" xmlns:w15="http://schemas.microsoft.com/office/word/2012/wordml" xmlns:w16cex="http://schemas.microsoft.com/office/word/2018/wordml/cex" xmlns:w16cid="http://schemas.microsoft.com/office/word/2016/wordml/cid" xmlns:w16="http://schemas.microsoft.com/office/word/2018/wordml" xmlns:w16du="http://schemas.microsoft.com/office/word/2023/wordml/word16du" xmlns:w16sdtdh="http://schemas.microsoft.com/office/word/2020/wordml/sdtdatahash" xmlns:w16sdtfl="http://schemas.microsoft.com/office/word/2024/wordml/sdtformatlock" xmlns:w16se="http://schemas.microsoft.com/office/word/2015/wordml/symex" xmlns:wpg="http://schemas.microsoft.com/office/word/2010/wordprocessingGroup" xmlns:wpi="http://schemas.microsoft.com/office/word/2010/wordprocessingInk" xmlns:wne="http://schemas.microsoft.com/office/word/2006/wordml" xmlns:wps="http://schemas.microsoft.com/office/word/2010/wordprocessingShape" mc:Ignorable="w14 w15 w16se w16cid w16 w16cex w16sdtdh w16sdtfl w16du wp14">
+<w:document xmlns:wpc="http://schemas.microsoft.com/office/word/2010/wordprocessingCanvas" xmlns:cx="http://schemas.microsoft.com/office/drawing/2014/chartex" xmlns:cx1="http://schemas.microsoft.com/office/drawing/2015/9/8/chartex" xmlns:cx2="http://schemas.microsoft.com/office/drawing/2015/10/21/chartex" xmlns:cx3="http://schemas.microsoft.com/office/drawing/2016/5/9/chartex" xmlns:cx4="http://schemas.microsoft.com/office/drawing/2016/5/10/chartex" xmlns:cx5="http://schemas.microsoft.com/office/drawing/2016/5/11/chartex" xmlns:cx6="http://schemas.microsoft.com/office/drawing/2016/5/12/chartex" xmlns:cx7="http://schemas.microsoft.com/office/drawing/2016/5/13/chartex" xmlns:cx8="http://schemas.microsoft.com/office/drawing/2016/5/14/chartex" xmlns:mc="http://schemas.openxmlformats.org/markup-compatibility/2006" xmlns:aink="http://schemas.microsoft.com/office/drawing/2016/ink" xmlns:am3d="http://schemas.microsoft.com/office/drawing/2017/model3d" xmlns:o="urn:schemas-microsoft-com:office:office" xmlns:oel="http://schemas.microsoft.com/office/2019/extlst" xmlns:r="http://schemas.openxmlformats.org/officeDocument/2006/relationships" xmlns:m="http://schemas.openxmlformats.org/officeDocument/2006/math" xmlns:v="urn:schemas-microsoft-com:vml" xmlns:wp14="http://schemas.microsoft.com/office/word/2010/wordprocessingDrawing" xmlns:wp="http://schemas.openxmlformats.org/drawingml/2006/wordprocessingDrawing" xmlns:w10="urn:schemas-microsoft-com:office:word" xmlns:w="http://schemas.openxmlformats.org/wordprocessingml/2006/main" xmlns:w14="http://schemas.microsoft.com/office/word/2010/wordml" xmlns:w15="http://schemas.microsoft.com/office/word/2012/wordml" xmlns:w16cei="http://schemas.microsoft.com/office/word/2026/wordml/cei" xmlns:w16cex="http://schemas.microsoft.com/office/word/2018/wordml/cex" xmlns:w16cid="http://schemas.microsoft.com/office/word/2016/wordml/cid" xmlns:w16="http://schemas.microsoft.com/office/word/2018/wordml" xmlns:w16du="http://schemas.microsoft.com/office/word/2023/wordml/word16du" xmlns:w16sdtdh="http://schemas.microsoft.com/office/word/2020/wordml/sdtdatahash" xmlns:w16sdtfl="http://schemas.microsoft.com/office/word/2024/wordml/sdtformatlock" xmlns:w16se="http://schemas.microsoft.com/office/word/2015/wordml/symex" xmlns:wpg="http://schemas.microsoft.com/office/word/2010/wordprocessingGroup" xmlns:wpi="http://schemas.microsoft.com/office/word/2010/wordprocessingInk" xmlns:wne="http://schemas.microsoft.com/office/word/2006/wordml" xmlns:wps="http://schemas.microsoft.com/office/word/2010/wordprocessingShape" mc:Ignorable="w14 w15 w16se w16cid w16 w16cex w16sdtdh w16sdtfl w16du wp14">
   <w:body>
     <w:p>
       <w:pPr>
@@ -10860,7 +10860,7 @@
                 <w:sz w:val="20"/>
                 <w:szCs w:val="20"/>
               </w:rPr>
-              <w:t>de Excel</w:t>
+              <w:t xml:space="preserve">de </w:t>
             </w:r>
             <w:r>
               <w:rPr>
@@ -10868,7 +10868,7 @@
                 <w:sz w:val="20"/>
                 <w:szCs w:val="20"/>
               </w:rPr>
-              <w:t>.</w:t>
+              <w:t>Excel, la cual se encuentra en la carpeta Anexos.</w:t>
             </w:r>
           </w:p>
           <w:p>
@@ -10930,7 +10930,7 @@
 </file>
 
 <file path=word/numbering.xml><?xml version="1.0" encoding="utf-8"?>
-<w:numbering xmlns:wpc="http://schemas.microsoft.com/office/word/2010/wordprocessingCanvas" xmlns:cx="http://schemas.microsoft.com/office/drawing/2014/chartex" xmlns:cx1="http://schemas.microsoft.com/office/drawing/2015/9/8/chartex" xmlns:cx2="http://schemas.microsoft.com/office/drawing/2015/10/21/chartex" xmlns:cx3="http://schemas.microsoft.com/office/drawing/2016/5/9/chartex" xmlns:cx4="http://schemas.microsoft.com/office/drawing/2016/5/10/chartex" xmlns:cx5="http://schemas.microsoft.com/office/drawing/2016/5/11/chartex" xmlns:cx6="http://schemas.microsoft.com/office/drawing/2016/5/12/chartex" xmlns:cx7="http://schemas.microsoft.com/office/drawing/2016/5/13/chartex" xmlns:cx8="http://schemas.microsoft.com/office/drawing/2016/5/14/chartex" xmlns:mc="http://schemas.openxmlformats.org/markup-compatibility/2006" xmlns:aink="http://schemas.microsoft.com/office/drawing/2016/ink" xmlns:am3d="http://schemas.microsoft.com/office/drawing/2017/model3d" xmlns:o="urn:schemas-microsoft-com:office:office" xmlns:oel="http://schemas.microsoft.com/office/2019/extlst" xmlns:r="http://schemas.openxmlformats.org/officeDocument/2006/relationships" xmlns:m="http://schemas.openxmlformats.org/officeDocument/2006/math" xmlns:v="urn:schemas-microsoft-com:vml" xmlns:wp14="http://schemas.microsoft.com/office/word/2010/wordprocessingDrawing" xmlns:wp="http://schemas.openxmlformats.org/drawingml/2006/wordprocessingDrawing" xmlns:w10="urn:schemas-microsoft-com:office:word" xmlns:w="http://schemas.openxmlformats.org/wordprocessingml/2006/main" xmlns:w14="http://schemas.microsoft.com/office/word/2010/wordml" xmlns:w15="http://schemas.microsoft.com/office/word/2012/wordml" xmlns:w16cex="http://schemas.microsoft.com/office/word/2018/wordml/cex" xmlns:w16cid="http://schemas.microsoft.com/office/word/2016/wordml/cid" xmlns:w16="http://schemas.microsoft.com/office/word/2018/wordml" xmlns:w16du="http://schemas.microsoft.com/office/word/2023/wordml/word16du" xmlns:w16sdtdh="http://schemas.microsoft.com/office/word/2020/wordml/sdtdatahash" xmlns:w16sdtfl="http://schemas.microsoft.com/office/word/2024/wordml/sdtformatlock" xmlns:w16se="http://schemas.microsoft.com/office/word/2015/wordml/symex" xmlns:wpg="http://schemas.microsoft.com/office/word/2010/wordprocessingGroup" xmlns:wpi="http://schemas.microsoft.com/office/word/2010/wordprocessingInk" xmlns:wne="http://schemas.microsoft.com/office/word/2006/wordml" xmlns:wps="http://schemas.microsoft.com/office/word/2010/wordprocessingShape" mc:Ignorable="w14 w15 w16se w16cid w16 w16cex w16sdtdh w16sdtfl w16du wp14">
+<w:numbering xmlns:wpc="http://schemas.microsoft.com/office/word/2010/wordprocessingCanvas" xmlns:cx="http://schemas.microsoft.com/office/drawing/2014/chartex" xmlns:cx1="http://schemas.microsoft.com/office/drawing/2015/9/8/chartex" xmlns:cx2="http://schemas.microsoft.com/office/drawing/2015/10/21/chartex" xmlns:cx3="http://schemas.microsoft.com/office/drawing/2016/5/9/chartex" xmlns:cx4="http://schemas.microsoft.com/office/drawing/2016/5/10/chartex" xmlns:cx5="http://schemas.microsoft.com/office/drawing/2016/5/11/chartex" xmlns:cx6="http://schemas.microsoft.com/office/drawing/2016/5/12/chartex" xmlns:cx7="http://schemas.microsoft.com/office/drawing/2016/5/13/chartex" xmlns:cx8="http://schemas.microsoft.com/office/drawing/2016/5/14/chartex" xmlns:mc="http://schemas.openxmlformats.org/markup-compatibility/2006" xmlns:aink="http://schemas.microsoft.com/office/drawing/2016/ink" xmlns:am3d="http://schemas.microsoft.com/office/drawing/2017/model3d" xmlns:o="urn:schemas-microsoft-com:office:office" xmlns:oel="http://schemas.microsoft.com/office/2019/extlst" xmlns:r="http://schemas.openxmlformats.org/officeDocument/2006/relationships" xmlns:m="http://schemas.openxmlformats.org/officeDocument/2006/math" xmlns:v="urn:schemas-microsoft-com:vml" xmlns:wp14="http://schemas.microsoft.com/office/word/2010/wordprocessingDrawing" xmlns:wp="http://schemas.openxmlformats.org/drawingml/2006/wordprocessingDrawing" xmlns:w10="urn:schemas-microsoft-com:office:word" xmlns:w="http://schemas.openxmlformats.org/wordprocessingml/2006/main" xmlns:w14="http://schemas.microsoft.com/office/word/2010/wordml" xmlns:w15="http://schemas.microsoft.com/office/word/2012/wordml" xmlns:w16cei="http://schemas.microsoft.com/office/word/2026/wordml/cei" xmlns:w16cex="http://schemas.microsoft.com/office/word/2018/wordml/cex" xmlns:w16cid="http://schemas.microsoft.com/office/word/2016/wordml/cid" xmlns:w16="http://schemas.microsoft.com/office/word/2018/wordml" xmlns:w16du="http://schemas.microsoft.com/office/word/2023/wordml/word16du" xmlns:w16sdtdh="http://schemas.microsoft.com/office/word/2020/wordml/sdtdatahash" xmlns:w16sdtfl="http://schemas.microsoft.com/office/word/2024/wordml/sdtformatlock" xmlns:w16se="http://schemas.microsoft.com/office/word/2015/wordml/symex" xmlns:wpg="http://schemas.microsoft.com/office/word/2010/wordprocessingGroup" xmlns:wpi="http://schemas.microsoft.com/office/word/2010/wordprocessingInk" xmlns:wne="http://schemas.microsoft.com/office/word/2006/wordml" xmlns:wps="http://schemas.microsoft.com/office/word/2010/wordprocessingShape" mc:Ignorable="w14 w15 w16se w16cid w16 w16cex w16sdtdh w16sdtfl w16du wp14">
   <w:abstractNum w:abstractNumId="0" w15:restartNumberingAfterBreak="0">
     <w:nsid w:val="13332D8D"/>
     <w:multiLevelType w:val="hybridMultilevel"/>
@@ -11568,6 +11568,7 @@
   <w:style w:type="character" w:default="1" w:styleId="Fuentedeprrafopredeter">
     <w:name w:val="Default Paragraph Font"/>
     <w:uiPriority w:val="1"/>
+    <w:semiHidden/>
     <w:unhideWhenUsed/>
   </w:style>
   <w:style w:type="table" w:default="1" w:styleId="Tablanormal">
@@ -12180,13 +12181,13 @@
 </file>
 
 <file path=customXml/itemProps1.xml><?xml version="1.0" encoding="utf-8"?>
-<ds:datastoreItem xmlns:ds="http://schemas.openxmlformats.org/officeDocument/2006/customXml" ds:itemID="{B5676D4F-DB0E-49CE-A539-1FB06D5535B2}"/>
+<ds:datastoreItem xmlns:ds="http://schemas.openxmlformats.org/officeDocument/2006/customXml" ds:itemID="{44C7B6BD-2F48-4D68-80F8-106D19D01BE3}"/>
 </file>
 
 <file path=customXml/itemProps2.xml><?xml version="1.0" encoding="utf-8"?>
-<ds:datastoreItem xmlns:ds="http://schemas.openxmlformats.org/officeDocument/2006/customXml" ds:itemID="{BCA23E95-3FC9-4B9E-AC1B-B061DADBFA8A}"/>
+<ds:datastoreItem xmlns:ds="http://schemas.openxmlformats.org/officeDocument/2006/customXml" ds:itemID="{A767B85C-476A-49C4-BF7C-38E1948FA438}"/>
 </file>
 
 <file path=customXml/itemProps3.xml><?xml version="1.0" encoding="utf-8"?>
-<ds:datastoreItem xmlns:ds="http://schemas.openxmlformats.org/officeDocument/2006/customXml" ds:itemID="{BA9E7AB4-EC3E-44C2-8E60-8FF3E9CDB6B2}"/>
+<ds:datastoreItem xmlns:ds="http://schemas.openxmlformats.org/officeDocument/2006/customXml" ds:itemID="{977571B5-94C0-46FB-960D-0266D15E100E}"/>
 </file>
--- a/public/downloads/Anexos/Ejemplo1_muestreo_por_variables.docx
+++ b/public/downloads/Anexos/Ejemplo1_muestreo_por_variables.docx
@@ -105,7 +105,17 @@
           <w:szCs w:val="20"/>
           <w:lang w:val="es-CO"/>
         </w:rPr>
-        <w:t xml:space="preserve">de 1000 unidades, </w:t>
+        <w:t xml:space="preserve">de 1000 </w:t>
+      </w:r>
+      <w:proofErr w:type="gramStart"/>
+      <w:r>
+        <w:rPr>
+          <w:color w:val="000000" w:themeColor="text1"/>
+          <w:sz w:val="20"/>
+          <w:szCs w:val="20"/>
+          <w:lang w:val="es-CO"/>
+        </w:rPr>
+        <w:t xml:space="preserve">unidades, </w:t>
       </w:r>
       <w:r>
         <w:rPr>
@@ -114,7 +124,17 @@
           <w:szCs w:val="20"/>
           <w:lang w:val="es-CO"/>
         </w:rPr>
-        <w:t xml:space="preserve"> para la inspección </w:t>
+        <w:t xml:space="preserve"> para</w:t>
+      </w:r>
+      <w:proofErr w:type="gramEnd"/>
+      <w:r>
+        <w:rPr>
+          <w:color w:val="000000" w:themeColor="text1"/>
+          <w:sz w:val="20"/>
+          <w:szCs w:val="20"/>
+          <w:lang w:val="es-CO"/>
+        </w:rPr>
+        <w:t xml:space="preserve"> la inspección </w:t>
       </w:r>
       <w:r>
         <w:rPr>
@@ -6506,6 +6526,7 @@
                 <w:lang w:eastAsia="es-CO"/>
               </w:rPr>
             </w:pPr>
+            <w:proofErr w:type="spellStart"/>
             <w:r>
               <w:rPr>
                 <w:rFonts w:ascii="Arial" w:eastAsia="Times New Roman" w:hAnsi="Arial" w:cs="Arial"/>
@@ -6518,6 +6539,7 @@
               </w:rPr>
               <w:t>npo</w:t>
             </w:r>
+            <w:proofErr w:type="spellEnd"/>
           </w:p>
         </w:tc>
         <w:tc>
@@ -6732,27 +6754,10 @@
                 <w:sz w:val="20"/>
                 <w:szCs w:val="20"/>
               </w:rPr>
-              <w:t xml:space="preserve"> (po)</w:t>
-            </w:r>
-          </w:p>
-        </w:tc>
-        <w:tc>
-          <w:tcPr>
-            <w:tcW w:w="1672" w:type="dxa"/>
-            <w:tcBorders>
-              <w:top w:val="single" w:sz="4" w:space="0" w:color="auto"/>
-              <w:left w:val="nil"/>
-              <w:bottom w:val="single" w:sz="4" w:space="0" w:color="auto"/>
-              <w:right w:val="single" w:sz="4" w:space="0" w:color="auto"/>
-            </w:tcBorders>
-            <w:shd w:val="clear" w:color="000000" w:fill="FCE4D6"/>
-            <w:vAlign w:val="bottom"/>
-            <w:hideMark/>
-          </w:tcPr>
-          <w:p>
-            <w:pPr>
-              <w:spacing w:after="0" w:line="240" w:lineRule="auto"/>
-              <w:jc w:val="center"/>
+              <w:t xml:space="preserve"> (</w:t>
+            </w:r>
+            <w:proofErr w:type="spellStart"/>
+            <w:r>
               <w:rPr>
                 <w:rFonts w:ascii="Arial" w:eastAsia="Times New Roman" w:hAnsi="Arial" w:cs="Arial"/>
                 <w:b/>
@@ -6760,9 +6765,10 @@
                 <w:color w:val="000000"/>
                 <w:sz w:val="20"/>
                 <w:szCs w:val="20"/>
-                <w:lang w:eastAsia="es-CO"/>
-              </w:rPr>
-            </w:pPr>
+              </w:rPr>
+              <w:t>po</w:t>
+            </w:r>
+            <w:proofErr w:type="spellEnd"/>
             <w:r>
               <w:rPr>
                 <w:rFonts w:ascii="Arial" w:eastAsia="Times New Roman" w:hAnsi="Arial" w:cs="Arial"/>
@@ -6771,11 +6777,28 @@
                 <w:color w:val="000000"/>
                 <w:sz w:val="20"/>
                 <w:szCs w:val="20"/>
-                <w:lang w:eastAsia="es-CO"/>
-              </w:rPr>
-              <w:t># DEFECTUOSOS ESPERADOS</w:t>
-            </w:r>
-            <w:r>
+              </w:rPr>
+              <w:t>)</w:t>
+            </w:r>
+          </w:p>
+        </w:tc>
+        <w:tc>
+          <w:tcPr>
+            <w:tcW w:w="1672" w:type="dxa"/>
+            <w:tcBorders>
+              <w:top w:val="single" w:sz="4" w:space="0" w:color="auto"/>
+              <w:left w:val="nil"/>
+              <w:bottom w:val="single" w:sz="4" w:space="0" w:color="auto"/>
+              <w:right w:val="single" w:sz="4" w:space="0" w:color="auto"/>
+            </w:tcBorders>
+            <w:shd w:val="clear" w:color="000000" w:fill="FCE4D6"/>
+            <w:vAlign w:val="bottom"/>
+            <w:hideMark/>
+          </w:tcPr>
+          <w:p>
+            <w:pPr>
+              <w:spacing w:after="0" w:line="240" w:lineRule="auto"/>
+              <w:jc w:val="center"/>
               <w:rPr>
                 <w:rFonts w:ascii="Arial" w:eastAsia="Times New Roman" w:hAnsi="Arial" w:cs="Arial"/>
                 <w:b/>
@@ -6783,28 +6806,10 @@
                 <w:color w:val="000000"/>
                 <w:sz w:val="20"/>
                 <w:szCs w:val="20"/>
-              </w:rPr>
-              <w:t xml:space="preserve"> (npo)</w:t>
-            </w:r>
-          </w:p>
-        </w:tc>
-        <w:tc>
-          <w:tcPr>
-            <w:tcW w:w="1701" w:type="dxa"/>
-            <w:tcBorders>
-              <w:top w:val="single" w:sz="4" w:space="0" w:color="auto"/>
-              <w:left w:val="nil"/>
-              <w:bottom w:val="single" w:sz="4" w:space="0" w:color="auto"/>
-              <w:right w:val="single" w:sz="4" w:space="0" w:color="auto"/>
-            </w:tcBorders>
-            <w:shd w:val="clear" w:color="000000" w:fill="FCE4D6"/>
-            <w:vAlign w:val="bottom"/>
-            <w:hideMark/>
-          </w:tcPr>
-          <w:p>
-            <w:pPr>
-              <w:spacing w:after="0" w:line="240" w:lineRule="auto"/>
-              <w:jc w:val="center"/>
+                <w:lang w:eastAsia="es-CO"/>
+              </w:rPr>
+            </w:pPr>
+            <w:r>
               <w:rPr>
                 <w:rFonts w:ascii="Arial" w:eastAsia="Times New Roman" w:hAnsi="Arial" w:cs="Arial"/>
                 <w:b/>
@@ -6814,7 +6819,8 @@
                 <w:szCs w:val="20"/>
                 <w:lang w:eastAsia="es-CO"/>
               </w:rPr>
-            </w:pPr>
+              <w:t># DEFECTUOSOS ESPERADOS</w:t>
+            </w:r>
             <w:r>
               <w:rPr>
                 <w:rFonts w:ascii="Arial" w:eastAsia="Times New Roman" w:hAnsi="Arial" w:cs="Arial"/>
@@ -6824,7 +6830,95 @@
                 <w:sz w:val="20"/>
                 <w:szCs w:val="20"/>
               </w:rPr>
-              <w:t>PROBABILIDAD DE ACEPTACIÓN (pa)</w:t>
+              <w:t xml:space="preserve"> (</w:t>
+            </w:r>
+            <w:proofErr w:type="spellStart"/>
+            <w:r>
+              <w:rPr>
+                <w:rFonts w:ascii="Arial" w:eastAsia="Times New Roman" w:hAnsi="Arial" w:cs="Arial"/>
+                <w:b/>
+                <w:bCs/>
+                <w:color w:val="000000"/>
+                <w:sz w:val="20"/>
+                <w:szCs w:val="20"/>
+              </w:rPr>
+              <w:t>npo</w:t>
+            </w:r>
+            <w:proofErr w:type="spellEnd"/>
+            <w:r>
+              <w:rPr>
+                <w:rFonts w:ascii="Arial" w:eastAsia="Times New Roman" w:hAnsi="Arial" w:cs="Arial"/>
+                <w:b/>
+                <w:bCs/>
+                <w:color w:val="000000"/>
+                <w:sz w:val="20"/>
+                <w:szCs w:val="20"/>
+              </w:rPr>
+              <w:t>)</w:t>
+            </w:r>
+          </w:p>
+        </w:tc>
+        <w:tc>
+          <w:tcPr>
+            <w:tcW w:w="1701" w:type="dxa"/>
+            <w:tcBorders>
+              <w:top w:val="single" w:sz="4" w:space="0" w:color="auto"/>
+              <w:left w:val="nil"/>
+              <w:bottom w:val="single" w:sz="4" w:space="0" w:color="auto"/>
+              <w:right w:val="single" w:sz="4" w:space="0" w:color="auto"/>
+            </w:tcBorders>
+            <w:shd w:val="clear" w:color="000000" w:fill="FCE4D6"/>
+            <w:vAlign w:val="bottom"/>
+            <w:hideMark/>
+          </w:tcPr>
+          <w:p>
+            <w:pPr>
+              <w:spacing w:after="0" w:line="240" w:lineRule="auto"/>
+              <w:jc w:val="center"/>
+              <w:rPr>
+                <w:rFonts w:ascii="Arial" w:eastAsia="Times New Roman" w:hAnsi="Arial" w:cs="Arial"/>
+                <w:b/>
+                <w:bCs/>
+                <w:color w:val="000000"/>
+                <w:sz w:val="20"/>
+                <w:szCs w:val="20"/>
+                <w:lang w:eastAsia="es-CO"/>
+              </w:rPr>
+            </w:pPr>
+            <w:r>
+              <w:rPr>
+                <w:rFonts w:ascii="Arial" w:eastAsia="Times New Roman" w:hAnsi="Arial" w:cs="Arial"/>
+                <w:b/>
+                <w:bCs/>
+                <w:color w:val="000000"/>
+                <w:sz w:val="20"/>
+                <w:szCs w:val="20"/>
+              </w:rPr>
+              <w:t>PROBABILIDAD DE ACEPTACIÓN (</w:t>
+            </w:r>
+            <w:proofErr w:type="spellStart"/>
+            <w:r>
+              <w:rPr>
+                <w:rFonts w:ascii="Arial" w:eastAsia="Times New Roman" w:hAnsi="Arial" w:cs="Arial"/>
+                <w:b/>
+                <w:bCs/>
+                <w:color w:val="000000"/>
+                <w:sz w:val="20"/>
+                <w:szCs w:val="20"/>
+              </w:rPr>
+              <w:t>pa</w:t>
+            </w:r>
+            <w:proofErr w:type="spellEnd"/>
+            <w:r>
+              <w:rPr>
+                <w:rFonts w:ascii="Arial" w:eastAsia="Times New Roman" w:hAnsi="Arial" w:cs="Arial"/>
+                <w:b/>
+                <w:bCs/>
+                <w:color w:val="000000"/>
+                <w:sz w:val="20"/>
+                <w:szCs w:val="20"/>
+              </w:rPr>
+              <w:t>)</w:t>
             </w:r>
           </w:p>
         </w:tc>
@@ -10804,111 +10898,36 @@
         </w:rPr>
       </w:pPr>
     </w:p>
-    <w:tbl>
-      <w:tblPr>
-        <w:tblStyle w:val="Tablaconcuadrcula"/>
-        <w:tblW w:w="0" w:type="auto"/>
-        <w:shd w:val="clear" w:color="auto" w:fill="DEEAF6" w:themeFill="accent5" w:themeFillTint="33"/>
-        <w:tblLook w:val="04A0" w:firstRow="1" w:lastRow="0" w:firstColumn="1" w:lastColumn="0" w:noHBand="0" w:noVBand="1"/>
-      </w:tblPr>
-      <w:tblGrid>
-        <w:gridCol w:w="10070"/>
-      </w:tblGrid>
-      <w:tr>
-        <w:tc>
-          <w:tcPr>
-            <w:tcW w:w="10070" w:type="dxa"/>
-            <w:shd w:val="clear" w:color="auto" w:fill="DEEAF6" w:themeFill="accent5" w:themeFillTint="33"/>
-          </w:tcPr>
-          <w:p>
-            <w:pPr>
-              <w:rPr>
-                <w:rFonts w:ascii="Arial" w:hAnsi="Arial" w:cs="Arial"/>
-                <w:sz w:val="20"/>
-                <w:szCs w:val="20"/>
-              </w:rPr>
-            </w:pPr>
-            <w:bookmarkStart w:id="3" w:name="_Hlk58529520"/>
-          </w:p>
-          <w:p>
-            <w:pPr>
-              <w:rPr>
-                <w:rFonts w:ascii="Arial" w:hAnsi="Arial" w:cs="Arial"/>
-                <w:sz w:val="20"/>
-                <w:szCs w:val="20"/>
-              </w:rPr>
-            </w:pPr>
-            <w:r>
-              <w:rPr>
-                <w:rFonts w:ascii="Arial" w:hAnsi="Arial" w:cs="Arial"/>
-                <w:sz w:val="20"/>
-                <w:szCs w:val="20"/>
-              </w:rPr>
-              <w:t>Para complementar este ejemplo o</w:t>
-            </w:r>
-            <w:r>
-              <w:rPr>
-                <w:rFonts w:ascii="Arial" w:hAnsi="Arial" w:cs="Arial"/>
-                <w:sz w:val="20"/>
-                <w:szCs w:val="20"/>
-              </w:rPr>
-              <w:t xml:space="preserve">bserve la plantilla </w:t>
-            </w:r>
-            <w:r>
-              <w:rPr>
-                <w:rFonts w:ascii="Arial" w:hAnsi="Arial" w:cs="Arial"/>
-                <w:sz w:val="20"/>
-                <w:szCs w:val="20"/>
-              </w:rPr>
-              <w:t xml:space="preserve">de </w:t>
-            </w:r>
-            <w:r>
-              <w:rPr>
-                <w:rFonts w:ascii="Arial" w:hAnsi="Arial" w:cs="Arial"/>
-                <w:sz w:val="20"/>
-                <w:szCs w:val="20"/>
-              </w:rPr>
-              <w:t>Excel, la cual se encuentra en la carpeta Anexos.</w:t>
-            </w:r>
-          </w:p>
-          <w:p>
-            <w:pPr>
-              <w:rPr>
-                <w:rFonts w:ascii="Arial" w:hAnsi="Arial" w:cs="Arial"/>
-                <w:sz w:val="20"/>
-                <w:szCs w:val="20"/>
-              </w:rPr>
-            </w:pPr>
-            <w:r>
-              <w:rPr>
-                <w:rFonts w:ascii="Arial" w:hAnsi="Arial" w:cs="Arial"/>
-                <w:sz w:val="20"/>
-                <w:szCs w:val="20"/>
-              </w:rPr>
-              <w:t xml:space="preserve">Ejemplo 1. Cálculo y gráfico. </w:t>
-            </w:r>
-          </w:p>
-          <w:p>
-            <w:pPr>
-              <w:rPr>
-                <w:rFonts w:ascii="Arial" w:hAnsi="Arial" w:cs="Arial"/>
-                <w:sz w:val="20"/>
-                <w:szCs w:val="20"/>
-              </w:rPr>
-            </w:pPr>
-          </w:p>
-        </w:tc>
-      </w:tr>
-      <w:bookmarkEnd w:id="3"/>
-    </w:tbl>
     <w:p>
       <w:pPr>
         <w:rPr>
           <w:rFonts w:ascii="Arial" w:hAnsi="Arial" w:cs="Arial"/>
+          <w:b/>
+          <w:bCs/>
           <w:sz w:val="20"/>
           <w:szCs w:val="20"/>
         </w:rPr>
       </w:pPr>
+      <w:r>
+        <w:rPr>
+          <w:rFonts w:ascii="Arial" w:hAnsi="Arial" w:cs="Arial"/>
+          <w:sz w:val="20"/>
+          <w:szCs w:val="20"/>
+          <w:highlight w:val="cyan"/>
+        </w:rPr>
+        <w:t xml:space="preserve">Para complementar este ejemplo observe la plantilla de Excel. </w:t>
+      </w:r>
+      <w:r>
+        <w:rPr>
+          <w:rFonts w:ascii="Arial" w:hAnsi="Arial" w:cs="Arial"/>
+          <w:b/>
+          <w:bCs/>
+          <w:sz w:val="20"/>
+          <w:szCs w:val="20"/>
+          <w:highlight w:val="cyan"/>
+        </w:rPr>
+        <w:t>Ejemplo 1. Cálculo y gráfico</w:t>
+      </w:r>
     </w:p>
     <w:p>
       <w:pPr>
@@ -12181,13 +12200,13 @@
 </file>
 
 <file path=customXml/itemProps1.xml><?xml version="1.0" encoding="utf-8"?>
-<ds:datastoreItem xmlns:ds="http://schemas.openxmlformats.org/officeDocument/2006/customXml" ds:itemID="{44C7B6BD-2F48-4D68-80F8-106D19D01BE3}"/>
+<ds:datastoreItem xmlns:ds="http://schemas.openxmlformats.org/officeDocument/2006/customXml" ds:itemID="{4AAE03EE-093F-423C-B1DA-D6C09AA3ECF4}"/>
 </file>
 
 <file path=customXml/itemProps2.xml><?xml version="1.0" encoding="utf-8"?>
-<ds:datastoreItem xmlns:ds="http://schemas.openxmlformats.org/officeDocument/2006/customXml" ds:itemID="{A767B85C-476A-49C4-BF7C-38E1948FA438}"/>
+<ds:datastoreItem xmlns:ds="http://schemas.openxmlformats.org/officeDocument/2006/customXml" ds:itemID="{DD39B628-ED83-4DCA-9923-F6423BC1CDFA}"/>
 </file>
 
 <file path=customXml/itemProps3.xml><?xml version="1.0" encoding="utf-8"?>
-<ds:datastoreItem xmlns:ds="http://schemas.openxmlformats.org/officeDocument/2006/customXml" ds:itemID="{977571B5-94C0-46FB-960D-0266D15E100E}"/>
+<ds:datastoreItem xmlns:ds="http://schemas.openxmlformats.org/officeDocument/2006/customXml" ds:itemID="{476F09C1-710C-4928-9C4B-FEF0ED7C993E}"/>
 </file>
--- a/public/downloads/Anexos/Ejemplo1_muestreo_por_variables.docx
+++ b/public/downloads/Anexos/Ejemplo1_muestreo_por_variables.docx
@@ -1,6 +1,6 @@
 
 <file path=word/document.xml><?xml version="1.0" encoding="utf-8"?>
-<w:document xmlns:wpc="http://schemas.microsoft.com/office/word/2010/wordprocessingCanvas" xmlns:cx="http://schemas.microsoft.com/office/drawing/2014/chartex" xmlns:cx1="http://schemas.microsoft.com/office/drawing/2015/9/8/chartex" xmlns:cx2="http://schemas.microsoft.com/office/drawing/2015/10/21/chartex" xmlns:cx3="http://schemas.microsoft.com/office/drawing/2016/5/9/chartex" xmlns:cx4="http://schemas.microsoft.com/office/drawing/2016/5/10/chartex" xmlns:cx5="http://schemas.microsoft.com/office/drawing/2016/5/11/chartex" xmlns:cx6="http://schemas.microsoft.com/office/drawing/2016/5/12/chartex" xmlns:cx7="http://schemas.microsoft.com/office/drawing/2016/5/13/chartex" xmlns:cx8="http://schemas.microsoft.com/office/drawing/2016/5/14/chartex" xmlns:mc="http://schemas.openxmlformats.org/markup-compatibility/2006" xmlns:aink="http://schemas.microsoft.com/office/drawing/2016/ink" xmlns:am3d="http://schemas.microsoft.com/office/drawing/2017/model3d" xmlns:o="urn:schemas-microsoft-com:office:office" xmlns:oel="http://schemas.microsoft.com/office/2019/extlst" xmlns:r="http://schemas.openxmlformats.org/officeDocument/2006/relationships" xmlns:m="http://schemas.openxmlformats.org/officeDocument/2006/math" xmlns:v="urn:schemas-microsoft-com:vml" xmlns:wp14="http://schemas.microsoft.com/office/word/2010/wordprocessingDrawing" xmlns:wp="http://schemas.openxmlformats.org/drawingml/2006/wordprocessingDrawing" xmlns:w10="urn:schemas-microsoft-com:office:word" xmlns:w="http://schemas.openxmlformats.org/wordprocessingml/2006/main" xmlns:w14="http://schemas.microsoft.com/office/word/2010/wordml" xmlns:w15="http://schemas.microsoft.com/office/word/2012/wordml" xmlns:w16cei="http://schemas.microsoft.com/office/word/2026/wordml/cei" xmlns:w16cex="http://schemas.microsoft.com/office/word/2018/wordml/cex" xmlns:w16cid="http://schemas.microsoft.com/office/word/2016/wordml/cid" xmlns:w16="http://schemas.microsoft.com/office/word/2018/wordml" xmlns:w16du="http://schemas.microsoft.com/office/word/2023/wordml/word16du" xmlns:w16sdtdh="http://schemas.microsoft.com/office/word/2020/wordml/sdtdatahash" xmlns:w16sdtfl="http://schemas.microsoft.com/office/word/2024/wordml/sdtformatlock" xmlns:w16se="http://schemas.microsoft.com/office/word/2015/wordml/symex" xmlns:wpg="http://schemas.microsoft.com/office/word/2010/wordprocessingGroup" xmlns:wpi="http://schemas.microsoft.com/office/word/2010/wordprocessingInk" xmlns:wne="http://schemas.microsoft.com/office/word/2006/wordml" xmlns:wps="http://schemas.microsoft.com/office/word/2010/wordprocessingShape" mc:Ignorable="w14 w15 w16se w16cid w16 w16cex w16sdtdh w16sdtfl w16du wp14">
+<w:document xmlns:wpc="http://schemas.microsoft.com/office/word/2010/wordprocessingCanvas" xmlns:cx="http://schemas.microsoft.com/office/drawing/2014/chartex" xmlns:cx1="http://schemas.microsoft.com/office/drawing/2015/9/8/chartex" xmlns:cx2="http://schemas.microsoft.com/office/drawing/2015/10/21/chartex" xmlns:cx3="http://schemas.microsoft.com/office/drawing/2016/5/9/chartex" xmlns:cx4="http://schemas.microsoft.com/office/drawing/2016/5/10/chartex" xmlns:cx5="http://schemas.microsoft.com/office/drawing/2016/5/11/chartex" xmlns:cx6="http://schemas.microsoft.com/office/drawing/2016/5/12/chartex" xmlns:cx7="http://schemas.microsoft.com/office/drawing/2016/5/13/chartex" xmlns:cx8="http://schemas.microsoft.com/office/drawing/2016/5/14/chartex" xmlns:mc="http://schemas.openxmlformats.org/markup-compatibility/2006" xmlns:aink="http://schemas.microsoft.com/office/drawing/2016/ink" xmlns:am3d="http://schemas.microsoft.com/office/drawing/2017/model3d" xmlns:o="urn:schemas-microsoft-com:office:office" xmlns:oel="http://schemas.microsoft.com/office/2019/extlst" xmlns:r="http://schemas.openxmlformats.org/officeDocument/2006/relationships" xmlns:m="http://schemas.openxmlformats.org/officeDocument/2006/math" xmlns:v="urn:schemas-microsoft-com:vml" xmlns:wp14="http://schemas.microsoft.com/office/word/2010/wordprocessingDrawing" xmlns:wp="http://schemas.openxmlformats.org/drawingml/2006/wordprocessingDrawing" xmlns:w10="urn:schemas-microsoft-com:office:word" xmlns:w="http://schemas.openxmlformats.org/wordprocessingml/2006/main" xmlns:w14="http://schemas.microsoft.com/office/word/2010/wordml" xmlns:w15="http://schemas.microsoft.com/office/word/2012/wordml" xmlns:w16cex="http://schemas.microsoft.com/office/word/2018/wordml/cex" xmlns:w16cid="http://schemas.microsoft.com/office/word/2016/wordml/cid" xmlns:w16="http://schemas.microsoft.com/office/word/2018/wordml" xmlns:w16du="http://schemas.microsoft.com/office/word/2023/wordml/word16du" xmlns:w16sdtdh="http://schemas.microsoft.com/office/word/2020/wordml/sdtdatahash" xmlns:w16sdtfl="http://schemas.microsoft.com/office/word/2024/wordml/sdtformatlock" xmlns:w16se="http://schemas.microsoft.com/office/word/2015/wordml/symex" xmlns:wpg="http://schemas.microsoft.com/office/word/2010/wordprocessingGroup" xmlns:wpi="http://schemas.microsoft.com/office/word/2010/wordprocessingInk" xmlns:wne="http://schemas.microsoft.com/office/word/2006/wordml" xmlns:wps="http://schemas.microsoft.com/office/word/2010/wordprocessingShape" mc:Ignorable="w14 w15 w16se w16cid w16 w16cex w16sdtdh w16sdtfl w16du wp14">
   <w:body>
     <w:p>
       <w:pPr>
@@ -3587,7 +3587,7 @@
                     </wp:anchor>
                   </w:drawing>
                 </mc:Choice>
-                <mc:Fallback>
+                <mc:Fallback xmlns:w16cei="http://schemas.microsoft.com/office/word/2026/wordml/cei">
                   <w:pict>
                     <v:oval w14:anchorId="2A7A4BCB" id="Elipse 12" o:spid="_x0000_s1026" style="position:absolute;margin-left:-9.85pt;margin-top:-16.95pt;width:69.1pt;height:18.4pt;z-index:251659264;visibility:visible;mso-wrap-style:square;mso-width-percent:0;mso-height-percent:0;mso-wrap-distance-left:9pt;mso-wrap-distance-top:0;mso-wrap-distance-right:9pt;mso-wrap-distance-bottom:0;mso-position-horizontal:absolute;mso-position-horizontal-relative:text;mso-position-vertical:absolute;mso-position-vertical-relative:text;mso-width-percent:0;mso-height-percent:0;mso-width-relative:margin;mso-height-relative:margin;v-text-anchor:middle" o:gfxdata="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" filled="f" strokecolor="red" strokeweight="1pt">
                       <v:stroke joinstyle="miter"/>
@@ -5442,7 +5442,7 @@
               </wp:anchor>
             </w:drawing>
           </mc:Choice>
-          <mc:Fallback>
+          <mc:Fallback xmlns:w16cei="http://schemas.microsoft.com/office/word/2026/wordml/cei">
             <w:pict>
               <v:oval w14:anchorId="14676DAC" id="Elipse 34" o:spid="_x0000_s1026" style="position:absolute;margin-left:304.45pt;margin-top:129.5pt;width:35.15pt;height:12.05pt;z-index:251660288;visibility:visible;mso-wrap-style:square;mso-width-percent:0;mso-height-percent:0;mso-wrap-distance-left:9pt;mso-wrap-distance-top:0;mso-wrap-distance-right:9pt;mso-wrap-distance-bottom:0;mso-position-horizontal:absolute;mso-position-horizontal-relative:text;mso-position-vertical:absolute;mso-position-vertical-relative:text;mso-width-percent:0;mso-height-percent:0;mso-width-relative:margin;mso-height-relative:margin;v-text-anchor:middle" o:gfxdata="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" filled="f" strokecolor="red" strokeweight="2pt"/>
             </w:pict>
@@ -10915,7 +10915,25 @@
           <w:szCs w:val="20"/>
           <w:highlight w:val="cyan"/>
         </w:rPr>
-        <w:t xml:space="preserve">Para complementar este ejemplo observe la plantilla de Excel. </w:t>
+        <w:t xml:space="preserve">Para complementar este ejemplo </w:t>
+      </w:r>
+      <w:r>
+        <w:rPr>
+          <w:rFonts w:ascii="Arial" w:hAnsi="Arial" w:cs="Arial"/>
+          <w:sz w:val="20"/>
+          <w:szCs w:val="20"/>
+          <w:highlight w:val="cyan"/>
+        </w:rPr>
+        <w:t>descargue</w:t>
+      </w:r>
+      <w:r>
+        <w:rPr>
+          <w:rFonts w:ascii="Arial" w:hAnsi="Arial" w:cs="Arial"/>
+          <w:sz w:val="20"/>
+          <w:szCs w:val="20"/>
+          <w:highlight w:val="cyan"/>
+        </w:rPr>
+        <w:t xml:space="preserve"> </w:t>
       </w:r>
       <w:r>
         <w:rPr>
@@ -10949,7 +10967,7 @@
 </file>
 
 <file path=word/numbering.xml><?xml version="1.0" encoding="utf-8"?>
-<w:numbering xmlns:wpc="http://schemas.microsoft.com/office/word/2010/wordprocessingCanvas" xmlns:cx="http://schemas.microsoft.com/office/drawing/2014/chartex" xmlns:cx1="http://schemas.microsoft.com/office/drawing/2015/9/8/chartex" xmlns:cx2="http://schemas.microsoft.com/office/drawing/2015/10/21/chartex" xmlns:cx3="http://schemas.microsoft.com/office/drawing/2016/5/9/chartex" xmlns:cx4="http://schemas.microsoft.com/office/drawing/2016/5/10/chartex" xmlns:cx5="http://schemas.microsoft.com/office/drawing/2016/5/11/chartex" xmlns:cx6="http://schemas.microsoft.com/office/drawing/2016/5/12/chartex" xmlns:cx7="http://schemas.microsoft.com/office/drawing/2016/5/13/chartex" xmlns:cx8="http://schemas.microsoft.com/office/drawing/2016/5/14/chartex" xmlns:mc="http://schemas.openxmlformats.org/markup-compatibility/2006" xmlns:aink="http://schemas.microsoft.com/office/drawing/2016/ink" xmlns:am3d="http://schemas.microsoft.com/office/drawing/2017/model3d" xmlns:o="urn:schemas-microsoft-com:office:office" xmlns:oel="http://schemas.microsoft.com/office/2019/extlst" xmlns:r="http://schemas.openxmlformats.org/officeDocument/2006/relationships" xmlns:m="http://schemas.openxmlformats.org/officeDocument/2006/math" xmlns:v="urn:schemas-microsoft-com:vml" xmlns:wp14="http://schemas.microsoft.com/office/word/2010/wordprocessingDrawing" xmlns:wp="http://schemas.openxmlformats.org/drawingml/2006/wordprocessingDrawing" xmlns:w10="urn:schemas-microsoft-com:office:word" xmlns:w="http://schemas.openxmlformats.org/wordprocessingml/2006/main" xmlns:w14="http://schemas.microsoft.com/office/word/2010/wordml" xmlns:w15="http://schemas.microsoft.com/office/word/2012/wordml" xmlns:w16cei="http://schemas.microsoft.com/office/word/2026/wordml/cei" xmlns:w16cex="http://schemas.microsoft.com/office/word/2018/wordml/cex" xmlns:w16cid="http://schemas.microsoft.com/office/word/2016/wordml/cid" xmlns:w16="http://schemas.microsoft.com/office/word/2018/wordml" xmlns:w16du="http://schemas.microsoft.com/office/word/2023/wordml/word16du" xmlns:w16sdtdh="http://schemas.microsoft.com/office/word/2020/wordml/sdtdatahash" xmlns:w16sdtfl="http://schemas.microsoft.com/office/word/2024/wordml/sdtformatlock" xmlns:w16se="http://schemas.microsoft.com/office/word/2015/wordml/symex" xmlns:wpg="http://schemas.microsoft.com/office/word/2010/wordprocessingGroup" xmlns:wpi="http://schemas.microsoft.com/office/word/2010/wordprocessingInk" xmlns:wne="http://schemas.microsoft.com/office/word/2006/wordml" xmlns:wps="http://schemas.microsoft.com/office/word/2010/wordprocessingShape" mc:Ignorable="w14 w15 w16se w16cid w16 w16cex w16sdtdh w16sdtfl w16du wp14">
+<w:numbering xmlns:wpc="http://schemas.microsoft.com/office/word/2010/wordprocessingCanvas" xmlns:cx="http://schemas.microsoft.com/office/drawing/2014/chartex" xmlns:cx1="http://schemas.microsoft.com/office/drawing/2015/9/8/chartex" xmlns:cx2="http://schemas.microsoft.com/office/drawing/2015/10/21/chartex" xmlns:cx3="http://schemas.microsoft.com/office/drawing/2016/5/9/chartex" xmlns:cx4="http://schemas.microsoft.com/office/drawing/2016/5/10/chartex" xmlns:cx5="http://schemas.microsoft.com/office/drawing/2016/5/11/chartex" xmlns:cx6="http://schemas.microsoft.com/office/drawing/2016/5/12/chartex" xmlns:cx7="http://schemas.microsoft.com/office/drawing/2016/5/13/chartex" xmlns:cx8="http://schemas.microsoft.com/office/drawing/2016/5/14/chartex" xmlns:mc="http://schemas.openxmlformats.org/markup-compatibility/2006" xmlns:aink="http://schemas.microsoft.com/office/drawing/2016/ink" xmlns:am3d="http://schemas.microsoft.com/office/drawing/2017/model3d" xmlns:o="urn:schemas-microsoft-com:office:office" xmlns:oel="http://schemas.microsoft.com/office/2019/extlst" xmlns:r="http://schemas.openxmlformats.org/officeDocument/2006/relationships" xmlns:m="http://schemas.openxmlformats.org/officeDocument/2006/math" xmlns:v="urn:schemas-microsoft-com:vml" xmlns:wp14="http://schemas.microsoft.com/office/word/2010/wordprocessingDrawing" xmlns:wp="http://schemas.openxmlformats.org/drawingml/2006/wordprocessingDrawing" xmlns:w10="urn:schemas-microsoft-com:office:word" xmlns:w="http://schemas.openxmlformats.org/wordprocessingml/2006/main" xmlns:w14="http://schemas.microsoft.com/office/word/2010/wordml" xmlns:w15="http://schemas.microsoft.com/office/word/2012/wordml" xmlns:w16cex="http://schemas.microsoft.com/office/word/2018/wordml/cex" xmlns:w16cid="http://schemas.microsoft.com/office/word/2016/wordml/cid" xmlns:w16="http://schemas.microsoft.com/office/word/2018/wordml" xmlns:w16du="http://schemas.microsoft.com/office/word/2023/wordml/word16du" xmlns:w16sdtdh="http://schemas.microsoft.com/office/word/2020/wordml/sdtdatahash" xmlns:w16sdtfl="http://schemas.microsoft.com/office/word/2024/wordml/sdtformatlock" xmlns:w16se="http://schemas.microsoft.com/office/word/2015/wordml/symex" xmlns:wpg="http://schemas.microsoft.com/office/word/2010/wordprocessingGroup" xmlns:wpi="http://schemas.microsoft.com/office/word/2010/wordprocessingInk" xmlns:wne="http://schemas.microsoft.com/office/word/2006/wordml" xmlns:wps="http://schemas.microsoft.com/office/word/2010/wordprocessingShape" mc:Ignorable="w14 w15 w16se w16cid w16 w16cex w16sdtdh w16sdtfl w16du wp14">
   <w:abstractNum w:abstractNumId="0" w15:restartNumberingAfterBreak="0">
     <w:nsid w:val="13332D8D"/>
     <w:multiLevelType w:val="hybridMultilevel"/>
@@ -12200,13 +12218,13 @@
 </file>
 
 <file path=customXml/itemProps1.xml><?xml version="1.0" encoding="utf-8"?>
-<ds:datastoreItem xmlns:ds="http://schemas.openxmlformats.org/officeDocument/2006/customXml" ds:itemID="{4AAE03EE-093F-423C-B1DA-D6C09AA3ECF4}"/>
+<ds:datastoreItem xmlns:ds="http://schemas.openxmlformats.org/officeDocument/2006/customXml" ds:itemID="{724C296B-D11D-40F2-B885-977184E08300}"/>
 </file>
 
 <file path=customXml/itemProps2.xml><?xml version="1.0" encoding="utf-8"?>
-<ds:datastoreItem xmlns:ds="http://schemas.openxmlformats.org/officeDocument/2006/customXml" ds:itemID="{DD39B628-ED83-4DCA-9923-F6423BC1CDFA}"/>
+<ds:datastoreItem xmlns:ds="http://schemas.openxmlformats.org/officeDocument/2006/customXml" ds:itemID="{69989EE0-AE6C-4D70-B9FE-A54EED55211B}"/>
 </file>
 
 <file path=customXml/itemProps3.xml><?xml version="1.0" encoding="utf-8"?>
-<ds:datastoreItem xmlns:ds="http://schemas.openxmlformats.org/officeDocument/2006/customXml" ds:itemID="{476F09C1-710C-4928-9C4B-FEF0ED7C993E}"/>
+<ds:datastoreItem xmlns:ds="http://schemas.openxmlformats.org/officeDocument/2006/customXml" ds:itemID="{ACC467B2-CF65-4088-819F-F363C2A6C6D9}"/>
 </file>
--- a/public/downloads/Anexos/Ejemplo1_muestreo_por_variables.docx
+++ b/public/downloads/Anexos/Ejemplo1_muestreo_por_variables.docx
@@ -105,17 +105,7 @@
           <w:szCs w:val="20"/>
           <w:lang w:val="es-CO"/>
         </w:rPr>
-        <w:t xml:space="preserve">de 1000 </w:t>
-      </w:r>
-      <w:proofErr w:type="gramStart"/>
-      <w:r>
-        <w:rPr>
-          <w:color w:val="000000" w:themeColor="text1"/>
-          <w:sz w:val="20"/>
-          <w:szCs w:val="20"/>
-          <w:lang w:val="es-CO"/>
-        </w:rPr>
-        <w:t xml:space="preserve">unidades, </w:t>
+        <w:t xml:space="preserve">de 1000 unidades, </w:t>
       </w:r>
       <w:r>
         <w:rPr>
@@ -124,17 +114,7 @@
           <w:szCs w:val="20"/>
           <w:lang w:val="es-CO"/>
         </w:rPr>
-        <w:t xml:space="preserve"> para</w:t>
-      </w:r>
-      <w:proofErr w:type="gramEnd"/>
-      <w:r>
-        <w:rPr>
-          <w:color w:val="000000" w:themeColor="text1"/>
-          <w:sz w:val="20"/>
-          <w:szCs w:val="20"/>
-          <w:lang w:val="es-CO"/>
-        </w:rPr>
-        <w:t xml:space="preserve"> la inspección </w:t>
+        <w:t xml:space="preserve"> para la inspección </w:t>
       </w:r>
       <w:r>
         <w:rPr>
@@ -6526,7 +6506,6 @@
                 <w:lang w:eastAsia="es-CO"/>
               </w:rPr>
             </w:pPr>
-            <w:proofErr w:type="spellStart"/>
             <w:r>
               <w:rPr>
                 <w:rFonts w:ascii="Arial" w:eastAsia="Times New Roman" w:hAnsi="Arial" w:cs="Arial"/>
@@ -6539,7 +6518,6 @@
               </w:rPr>
               <w:t>npo</w:t>
             </w:r>
-            <w:proofErr w:type="spellEnd"/>
           </w:p>
         </w:tc>
         <w:tc>
@@ -6754,10 +6732,27 @@
                 <w:sz w:val="20"/>
                 <w:szCs w:val="20"/>
               </w:rPr>
-              <w:t xml:space="preserve"> (</w:t>
-            </w:r>
-            <w:proofErr w:type="spellStart"/>
-            <w:r>
+              <w:t xml:space="preserve"> (po)</w:t>
+            </w:r>
+          </w:p>
+        </w:tc>
+        <w:tc>
+          <w:tcPr>
+            <w:tcW w:w="1672" w:type="dxa"/>
+            <w:tcBorders>
+              <w:top w:val="single" w:sz="4" w:space="0" w:color="auto"/>
+              <w:left w:val="nil"/>
+              <w:bottom w:val="single" w:sz="4" w:space="0" w:color="auto"/>
+              <w:right w:val="single" w:sz="4" w:space="0" w:color="auto"/>
+            </w:tcBorders>
+            <w:shd w:val="clear" w:color="000000" w:fill="FCE4D6"/>
+            <w:vAlign w:val="bottom"/>
+            <w:hideMark/>
+          </w:tcPr>
+          <w:p>
+            <w:pPr>
+              <w:spacing w:after="0" w:line="240" w:lineRule="auto"/>
+              <w:jc w:val="center"/>
               <w:rPr>
                 <w:rFonts w:ascii="Arial" w:eastAsia="Times New Roman" w:hAnsi="Arial" w:cs="Arial"/>
                 <w:b/>
@@ -6765,10 +6760,9 @@
                 <w:color w:val="000000"/>
                 <w:sz w:val="20"/>
                 <w:szCs w:val="20"/>
-              </w:rPr>
-              <w:t>po</w:t>
-            </w:r>
-            <w:proofErr w:type="spellEnd"/>
+                <w:lang w:eastAsia="es-CO"/>
+              </w:rPr>
+            </w:pPr>
             <w:r>
               <w:rPr>
                 <w:rFonts w:ascii="Arial" w:eastAsia="Times New Roman" w:hAnsi="Arial" w:cs="Arial"/>
@@ -6777,28 +6771,11 @@
                 <w:color w:val="000000"/>
                 <w:sz w:val="20"/>
                 <w:szCs w:val="20"/>
-              </w:rPr>
-              <w:t>)</w:t>
-            </w:r>
-          </w:p>
-        </w:tc>
-        <w:tc>
-          <w:tcPr>
-            <w:tcW w:w="1672" w:type="dxa"/>
-            <w:tcBorders>
-              <w:top w:val="single" w:sz="4" w:space="0" w:color="auto"/>
-              <w:left w:val="nil"/>
-              <w:bottom w:val="single" w:sz="4" w:space="0" w:color="auto"/>
-              <w:right w:val="single" w:sz="4" w:space="0" w:color="auto"/>
-            </w:tcBorders>
-            <w:shd w:val="clear" w:color="000000" w:fill="FCE4D6"/>
-            <w:vAlign w:val="bottom"/>
-            <w:hideMark/>
-          </w:tcPr>
-          <w:p>
-            <w:pPr>
-              <w:spacing w:after="0" w:line="240" w:lineRule="auto"/>
-              <w:jc w:val="center"/>
+                <w:lang w:eastAsia="es-CO"/>
+              </w:rPr>
+              <w:t># DEFECTUOSOS ESPERADOS</w:t>
+            </w:r>
+            <w:r>
               <w:rPr>
                 <w:rFonts w:ascii="Arial" w:eastAsia="Times New Roman" w:hAnsi="Arial" w:cs="Arial"/>
                 <w:b/>
@@ -6806,10 +6783,28 @@
                 <w:color w:val="000000"/>
                 <w:sz w:val="20"/>
                 <w:szCs w:val="20"/>
-                <w:lang w:eastAsia="es-CO"/>
-              </w:rPr>
-            </w:pPr>
-            <w:r>
+              </w:rPr>
+              <w:t xml:space="preserve"> (npo)</w:t>
+            </w:r>
+          </w:p>
+        </w:tc>
+        <w:tc>
+          <w:tcPr>
+            <w:tcW w:w="1701" w:type="dxa"/>
+            <w:tcBorders>
+              <w:top w:val="single" w:sz="4" w:space="0" w:color="auto"/>
+              <w:left w:val="nil"/>
+              <w:bottom w:val="single" w:sz="4" w:space="0" w:color="auto"/>
+              <w:right w:val="single" w:sz="4" w:space="0" w:color="auto"/>
+            </w:tcBorders>
+            <w:shd w:val="clear" w:color="000000" w:fill="FCE4D6"/>
+            <w:vAlign w:val="bottom"/>
+            <w:hideMark/>
+          </w:tcPr>
+          <w:p>
+            <w:pPr>
+              <w:spacing w:after="0" w:line="240" w:lineRule="auto"/>
+              <w:jc w:val="center"/>
               <w:rPr>
                 <w:rFonts w:ascii="Arial" w:eastAsia="Times New Roman" w:hAnsi="Arial" w:cs="Arial"/>
                 <w:b/>
@@ -6819,8 +6814,7 @@
                 <w:szCs w:val="20"/>
                 <w:lang w:eastAsia="es-CO"/>
               </w:rPr>
-              <w:t># DEFECTUOSOS ESPERADOS</w:t>
-            </w:r>
+            </w:pPr>
             <w:r>
               <w:rPr>
                 <w:rFonts w:ascii="Arial" w:eastAsia="Times New Roman" w:hAnsi="Arial" w:cs="Arial"/>
@@ -6830,95 +6824,7 @@
                 <w:sz w:val="20"/>
                 <w:szCs w:val="20"/>
               </w:rPr>
-              <w:t xml:space="preserve"> (</w:t>
-            </w:r>
-            <w:proofErr w:type="spellStart"/>
-            <w:r>
-              <w:rPr>
-                <w:rFonts w:ascii="Arial" w:eastAsia="Times New Roman" w:hAnsi="Arial" w:cs="Arial"/>
-                <w:b/>
-                <w:bCs/>
-                <w:color w:val="000000"/>
-                <w:sz w:val="20"/>
-                <w:szCs w:val="20"/>
-              </w:rPr>
-              <w:t>npo</w:t>
-            </w:r>
-            <w:proofErr w:type="spellEnd"/>
-            <w:r>
-              <w:rPr>
-                <w:rFonts w:ascii="Arial" w:eastAsia="Times New Roman" w:hAnsi="Arial" w:cs="Arial"/>
-                <w:b/>
-                <w:bCs/>
-                <w:color w:val="000000"/>
-                <w:sz w:val="20"/>
-                <w:szCs w:val="20"/>
-              </w:rPr>
-              <w:t>)</w:t>
-            </w:r>
-          </w:p>
-        </w:tc>
-        <w:tc>
-          <w:tcPr>
-            <w:tcW w:w="1701" w:type="dxa"/>
-            <w:tcBorders>
-              <w:top w:val="single" w:sz="4" w:space="0" w:color="auto"/>
-              <w:left w:val="nil"/>
-              <w:bottom w:val="single" w:sz="4" w:space="0" w:color="auto"/>
-              <w:right w:val="single" w:sz="4" w:space="0" w:color="auto"/>
-            </w:tcBorders>
-            <w:shd w:val="clear" w:color="000000" w:fill="FCE4D6"/>
-            <w:vAlign w:val="bottom"/>
-            <w:hideMark/>
-          </w:tcPr>
-          <w:p>
-            <w:pPr>
-              <w:spacing w:after="0" w:line="240" w:lineRule="auto"/>
-              <w:jc w:val="center"/>
-              <w:rPr>
-                <w:rFonts w:ascii="Arial" w:eastAsia="Times New Roman" w:hAnsi="Arial" w:cs="Arial"/>
-                <w:b/>
-                <w:bCs/>
-                <w:color w:val="000000"/>
-                <w:sz w:val="20"/>
-                <w:szCs w:val="20"/>
-                <w:lang w:eastAsia="es-CO"/>
-              </w:rPr>
-            </w:pPr>
-            <w:r>
-              <w:rPr>
-                <w:rFonts w:ascii="Arial" w:eastAsia="Times New Roman" w:hAnsi="Arial" w:cs="Arial"/>
-                <w:b/>
-                <w:bCs/>
-                <w:color w:val="000000"/>
-                <w:sz w:val="20"/>
-                <w:szCs w:val="20"/>
-              </w:rPr>
-              <w:t>PROBABILIDAD DE ACEPTACIÓN (</w:t>
-            </w:r>
-            <w:proofErr w:type="spellStart"/>
-            <w:r>
-              <w:rPr>
-                <w:rFonts w:ascii="Arial" w:eastAsia="Times New Roman" w:hAnsi="Arial" w:cs="Arial"/>
-                <w:b/>
-                <w:bCs/>
-                <w:color w:val="000000"/>
-                <w:sz w:val="20"/>
-                <w:szCs w:val="20"/>
-              </w:rPr>
-              <w:t>pa</w:t>
-            </w:r>
-            <w:proofErr w:type="spellEnd"/>
-            <w:r>
-              <w:rPr>
-                <w:rFonts w:ascii="Arial" w:eastAsia="Times New Roman" w:hAnsi="Arial" w:cs="Arial"/>
-                <w:b/>
-                <w:bCs/>
-                <w:color w:val="000000"/>
-                <w:sz w:val="20"/>
-                <w:szCs w:val="20"/>
-              </w:rPr>
-              <w:t>)</w:t>
+              <w:t>PROBABILIDAD DE ACEPTACIÓN (pa)</w:t>
             </w:r>
           </w:p>
         </w:tc>
@@ -10902,8 +10808,6 @@
       <w:pPr>
         <w:rPr>
           <w:rFonts w:ascii="Arial" w:hAnsi="Arial" w:cs="Arial"/>
-          <w:b/>
-          <w:bCs/>
           <w:sz w:val="20"/>
           <w:szCs w:val="20"/>
         </w:rPr>
@@ -10915,46 +10819,8 @@
           <w:szCs w:val="20"/>
           <w:highlight w:val="cyan"/>
         </w:rPr>
-        <w:t xml:space="preserve">Para complementar este ejemplo </w:t>
+        <w:t>Para complementar este ejemplo, descargue “Ejemplo 1. Cálculo y gráfico”</w:t>
       </w:r>
-      <w:r>
-        <w:rPr>
-          <w:rFonts w:ascii="Arial" w:hAnsi="Arial" w:cs="Arial"/>
-          <w:sz w:val="20"/>
-          <w:szCs w:val="20"/>
-          <w:highlight w:val="cyan"/>
-        </w:rPr>
-        <w:t>descargue</w:t>
-      </w:r>
-      <w:r>
-        <w:rPr>
-          <w:rFonts w:ascii="Arial" w:hAnsi="Arial" w:cs="Arial"/>
-          <w:sz w:val="20"/>
-          <w:szCs w:val="20"/>
-          <w:highlight w:val="cyan"/>
-        </w:rPr>
-        <w:t xml:space="preserve"> </w:t>
-      </w:r>
-      <w:r>
-        <w:rPr>
-          <w:rFonts w:ascii="Arial" w:hAnsi="Arial" w:cs="Arial"/>
-          <w:b/>
-          <w:bCs/>
-          <w:sz w:val="20"/>
-          <w:szCs w:val="20"/>
-          <w:highlight w:val="cyan"/>
-        </w:rPr>
-        <w:t>Ejemplo 1. Cálculo y gráfico</w:t>
-      </w:r>
-    </w:p>
-    <w:p>
-      <w:pPr>
-        <w:rPr>
-          <w:rFonts w:ascii="Arial" w:hAnsi="Arial" w:cs="Arial"/>
-          <w:sz w:val="20"/>
-          <w:szCs w:val="20"/>
-        </w:rPr>
-      </w:pPr>
     </w:p>
     <w:sectPr>
       <w:pgSz w:w="12240" w:h="15840"/>
@@ -12218,13 +12084,13 @@
 </file>
 
 <file path=customXml/itemProps1.xml><?xml version="1.0" encoding="utf-8"?>
-<ds:datastoreItem xmlns:ds="http://schemas.openxmlformats.org/officeDocument/2006/customXml" ds:itemID="{724C296B-D11D-40F2-B885-977184E08300}"/>
+<ds:datastoreItem xmlns:ds="http://schemas.openxmlformats.org/officeDocument/2006/customXml" ds:itemID="{75EF6DCD-41A6-4CD4-9616-C1F4987F6EA9}"/>
 </file>
 
 <file path=customXml/itemProps2.xml><?xml version="1.0" encoding="utf-8"?>
-<ds:datastoreItem xmlns:ds="http://schemas.openxmlformats.org/officeDocument/2006/customXml" ds:itemID="{69989EE0-AE6C-4D70-B9FE-A54EED55211B}"/>
+<ds:datastoreItem xmlns:ds="http://schemas.openxmlformats.org/officeDocument/2006/customXml" ds:itemID="{A5FA50F3-ACA6-40E4-A03A-9AF80D9F5869}"/>
 </file>
 
 <file path=customXml/itemProps3.xml><?xml version="1.0" encoding="utf-8"?>
-<ds:datastoreItem xmlns:ds="http://schemas.openxmlformats.org/officeDocument/2006/customXml" ds:itemID="{ACC467B2-CF65-4088-819F-F363C2A6C6D9}"/>
+<ds:datastoreItem xmlns:ds="http://schemas.openxmlformats.org/officeDocument/2006/customXml" ds:itemID="{C1524E1F-F22F-4E96-B12E-1FEA37903345}"/>
 </file>